--- a/backend/app/assets/notula_template.docx
+++ b/backend/app/assets/notula_template.docx
@@ -2,6 +2,20 @@
 <file path=word/document.xml><?xml version="1.0" encoding="utf-8"?>
 <w:document xmlns:wpc="http://schemas.microsoft.com/office/word/2010/wordprocessingCanvas" xmlns:cx="http://schemas.microsoft.com/office/drawing/2014/chartex" xmlns:cx1="http://schemas.microsoft.com/office/drawing/2015/9/8/chartex" xmlns:cx2="http://schemas.microsoft.com/office/drawing/2015/10/21/chartex" xmlns:cx3="http://schemas.microsoft.com/office/drawing/2016/5/9/chartex" xmlns:cx4="http://schemas.microsoft.com/office/drawing/2016/5/10/chartex" xmlns:cx5="http://schemas.microsoft.com/office/drawing/2016/5/11/chartex" xmlns:cx6="http://schemas.microsoft.com/office/drawing/2016/5/12/chartex" xmlns:cx7="http://schemas.microsoft.com/office/drawing/2016/5/13/chartex" xmlns:cx8="http://schemas.microsoft.com/office/drawing/2016/5/14/chartex" xmlns:mc="http://schemas.openxmlformats.org/markup-compatibility/2006" xmlns:aink="http://schemas.microsoft.com/office/drawing/2016/ink" xmlns:am3d="http://schemas.microsoft.com/office/drawing/2017/model3d" xmlns:o="urn:schemas-microsoft-com:office:office" xmlns:oel="http://schemas.microsoft.com/office/2019/extlst" xmlns:r="http://schemas.openxmlformats.org/officeDocument/2006/relationships" xmlns:m="http://schemas.openxmlformats.org/officeDocument/2006/math" xmlns:v="urn:schemas-microsoft-com:vml" xmlns:wp14="http://schemas.microsoft.com/office/word/2010/wordprocessingDrawing" xmlns:wp="http://schemas.openxmlformats.org/drawingml/2006/wordprocessingDrawing" xmlns:w10="urn:schemas-microsoft-com:office:word" xmlns:w="http://schemas.openxmlformats.org/wordprocessingml/2006/main" xmlns:w14="http://schemas.microsoft.com/office/word/2010/wordml" xmlns:w15="http://schemas.microsoft.com/office/word/2012/wordml" xmlns:w16cex="http://schemas.microsoft.com/office/word/2018/wordml/cex" xmlns:w16cid="http://schemas.microsoft.com/office/word/2016/wordml/cid" xmlns:w16="http://schemas.microsoft.com/office/word/2018/wordml" xmlns:w16du="http://schemas.microsoft.com/office/word/2023/wordml/word16du" xmlns:w16sdtdh="http://schemas.microsoft.com/office/word/2020/wordml/sdtdatahash" xmlns:w16sdtfl="http://schemas.microsoft.com/office/word/2024/wordml/sdtformatlock" xmlns:w16se="http://schemas.microsoft.com/office/word/2015/wordml/symex" xmlns:wpg="http://schemas.microsoft.com/office/word/2010/wordprocessingGroup" xmlns:wpi="http://schemas.microsoft.com/office/word/2010/wordprocessingInk" xmlns:wne="http://schemas.microsoft.com/office/word/2006/wordml" xmlns:wps="http://schemas.microsoft.com/office/word/2010/wordprocessingShape" mc:Ignorable="w14 w15 w16se w16cid w16 w16cex w16sdtdh w16sdtfl w16du wp14">
   <w:body>
+    <w:p>
+      <w:pPr>
+        <w:widowControl w:val="0"/>
+        <w:spacing w:after="0" w:line="276" w:lineRule="auto"/>
+        <w:jc w:val="center"/>
+        <w:rPr>
+          <w:rFonts w:ascii="Times New Roman" w:eastAsia="Arial" w:hAnsi="Times New Roman" w:cs="Times New Roman"/>
+          <w:b/>
+          <w:color w:val="000000" w:themeColor="text1"/>
+          <w:sz w:val="28"/>
+          <w:szCs w:val="28"/>
+        </w:rPr>
+      </w:pPr>
+    </w:p>
     <w:p>
       <w:pPr>
         <w:widowControl w:val="0"/>
@@ -469,6 +483,7 @@
           </w:tcPr>
           <w:p>
             <w:pPr>
+              <w:spacing w:after="0"/>
               <w:rPr>
                 <w:rFonts w:ascii="Times New Roman" w:eastAsia="Arial" w:hAnsi="Times New Roman" w:cs="Times New Roman"/>
                 <w:b/>
@@ -688,6 +703,7 @@
           </w:tcPr>
           <w:p>
             <w:pPr>
+              <w:spacing w:after="0" w:line="240" w:lineRule="auto"/>
               <w:rPr>
                 <w:rFonts w:ascii="Times New Roman" w:eastAsia="Arial" w:hAnsi="Times New Roman" w:cs="Times New Roman"/>
                 <w:color w:val="000000" w:themeColor="text1"/>
@@ -716,6 +732,7 @@
           </w:tcPr>
           <w:p>
             <w:pPr>
+              <w:spacing w:after="0" w:line="240" w:lineRule="auto"/>
               <w:rPr>
                 <w:rFonts w:ascii="Times New Roman" w:eastAsia="Arial" w:hAnsi="Times New Roman" w:cs="Times New Roman"/>
                 <w:color w:val="000000" w:themeColor="text1"/>
@@ -744,6 +761,7 @@
           </w:tcPr>
           <w:p>
             <w:pPr>
+              <w:spacing w:after="0" w:line="240" w:lineRule="auto"/>
               <w:rPr>
                 <w:rFonts w:ascii="Times New Roman" w:eastAsia="Arial" w:hAnsi="Times New Roman" w:cs="Times New Roman"/>
                 <w:color w:val="000000" w:themeColor="text1"/>
@@ -772,6 +790,7 @@
           </w:tcPr>
           <w:p>
             <w:pPr>
+              <w:spacing w:after="0" w:line="240" w:lineRule="auto"/>
               <w:rPr>
                 <w:rFonts w:ascii="Times New Roman" w:eastAsia="Arial" w:hAnsi="Times New Roman" w:cs="Times New Roman"/>
                 <w:color w:val="000000" w:themeColor="text1"/>
@@ -805,6 +824,7 @@
           </w:tcPr>
           <w:p>
             <w:pPr>
+              <w:spacing w:after="0" w:line="240" w:lineRule="auto"/>
               <w:rPr>
                 <w:rFonts w:ascii="Times New Roman" w:eastAsia="Arial" w:hAnsi="Times New Roman" w:cs="Times New Roman"/>
                 <w:color w:val="000000" w:themeColor="text1"/>
@@ -833,6 +853,7 @@
           </w:tcPr>
           <w:p>
             <w:pPr>
+              <w:spacing w:after="0" w:line="240" w:lineRule="auto"/>
               <w:rPr>
                 <w:rFonts w:ascii="Times New Roman" w:eastAsia="Arial" w:hAnsi="Times New Roman" w:cs="Times New Roman"/>
                 <w:color w:val="000000" w:themeColor="text1"/>
@@ -861,6 +882,7 @@
           </w:tcPr>
           <w:p>
             <w:pPr>
+              <w:spacing w:after="0" w:line="240" w:lineRule="auto"/>
               <w:rPr>
                 <w:rFonts w:ascii="Times New Roman" w:eastAsia="Arial" w:hAnsi="Times New Roman" w:cs="Times New Roman"/>
                 <w:color w:val="000000" w:themeColor="text1"/>
@@ -889,6 +911,7 @@
           </w:tcPr>
           <w:p>
             <w:pPr>
+              <w:spacing w:after="0" w:line="240" w:lineRule="auto"/>
               <w:rPr>
                 <w:rFonts w:ascii="Times New Roman" w:eastAsia="Arial" w:hAnsi="Times New Roman" w:cs="Times New Roman"/>
                 <w:color w:val="000000" w:themeColor="text1"/>
@@ -1097,12 +1120,25 @@
                       <w:sz w:val="24"/>
                       <w:szCs w:val="24"/>
                     </w:rPr>
-                    <w:t>Notulis:</w:t>
+                    <w:t>Notulis</w:t>
                   </w:r>
                 </w:p>
                 <w:p>
                   <w:pPr>
+                    <w:keepNext/>
                     <w:spacing w:after="0" w:line="240" w:lineRule="auto"/>
+                    <w:jc w:val="center"/>
+                    <w:rPr>
+                      <w:rFonts w:ascii="Times New Roman" w:eastAsia="Arial" w:hAnsi="Times New Roman" w:cs="Times New Roman"/>
+                      <w:color w:val="000000" w:themeColor="text1"/>
+                      <w:sz w:val="24"/>
+                      <w:szCs w:val="24"/>
+                    </w:rPr>
+                  </w:pPr>
+                </w:p>
+                <w:p>
+                  <w:pPr>
+                    <w:spacing w:before="240" w:after="0" w:line="240" w:lineRule="auto"/>
                     <w:jc w:val="center"/>
                     <w:rPr>
                       <w:rFonts w:ascii="Times New Roman" w:eastAsia="Arial" w:hAnsi="Times New Roman" w:cs="Times New Roman"/>
@@ -1254,7 +1290,7 @@
                 </w:p>
                 <w:p>
                   <w:pPr>
-                    <w:spacing w:after="0" w:line="240" w:lineRule="auto"/>
+                    <w:spacing w:before="240" w:after="0" w:line="240" w:lineRule="auto"/>
                     <w:jc w:val="center"/>
                     <w:rPr>
                       <w:rFonts w:ascii="Times New Roman" w:eastAsia="Arial" w:hAnsi="Times New Roman" w:cs="Times New Roman"/>
@@ -1440,12 +1476,14 @@
       </w:r>
     </w:p>
     <w:sectPr>
-      <w:headerReference w:type="default" r:id="rId8"/>
       <w:footerReference w:type="default" r:id="rId9"/>
+      <w:headerReference w:type="first" r:id="rId10"/>
       <w:pgSz w:w="11906" w:h="16838"/>
       <w:pgMar w:top="1440" w:right="1440" w:bottom="1440" w:left="1440" w:header="720" w:footer="720" w:gutter="0"/>
       <w:pgNumType w:start="1"/>
       <w:cols w:space="720"/>
+      <w:titlePg/>
+      <w:docGrid w:linePitch="299"/>
     </w:sectPr>
   </w:body>
 </w:document>
@@ -1545,7 +1583,7 @@
         <w:szCs w:val="16"/>
       </w:rPr>
       <w:drawing>
-        <wp:anchor distT="0" distB="0" distL="114300" distR="114300" simplePos="0" relativeHeight="251661312" behindDoc="0" locked="0" layoutInCell="1" allowOverlap="1" wp14:anchorId="1E35B196" wp14:editId="0CEA8F5A">
+        <wp:anchor distT="0" distB="0" distL="114300" distR="114300" simplePos="0" relativeHeight="251660288" behindDoc="0" locked="0" layoutInCell="1" allowOverlap="1" wp14:anchorId="4FE685C7" wp14:editId="59A6F5F0">
           <wp:simplePos x="0" y="0"/>
           <wp:positionH relativeFrom="column">
             <wp:posOffset>4648035</wp:posOffset>
@@ -1611,7 +1649,7 @@
         <w:noProof/>
       </w:rPr>
       <w:drawing>
-        <wp:anchor distT="0" distB="0" distL="114300" distR="114300" simplePos="0" relativeHeight="251659264" behindDoc="0" locked="0" layoutInCell="1" allowOverlap="1" wp14:anchorId="1D8A2A97" wp14:editId="5890B3DA">
+        <wp:anchor distT="0" distB="0" distL="114300" distR="114300" simplePos="0" relativeHeight="251659264" behindDoc="0" locked="0" layoutInCell="1" allowOverlap="1" wp14:anchorId="7535DF70" wp14:editId="2EC9B111">
           <wp:simplePos x="0" y="0"/>
           <wp:positionH relativeFrom="column">
             <wp:posOffset>4445</wp:posOffset>
@@ -1699,16 +1737,7 @@
         <w:szCs w:val="16"/>
         <w:lang w:val="fr-FR"/>
       </w:rPr>
-      <w:t xml:space="preserve">                                  J</w:t>
-    </w:r>
-    <w:r>
-      <w:rPr>
-        <w:rFonts w:ascii="Arial" w:eastAsia="Arial" w:hAnsi="Arial" w:cs="Arial"/>
-        <w:sz w:val="16"/>
-        <w:szCs w:val="16"/>
-        <w:lang w:val="fr-FR"/>
-      </w:rPr>
-      <w:t>ala</w:t>
+      <w:t xml:space="preserve">                                  Jala</w:t>
     </w:r>
     <w:r>
       <w:rPr>
@@ -1814,17 +1843,7 @@
         <w:szCs w:val="16"/>
         <w:lang w:val="fr-FR"/>
       </w:rPr>
-      <w:t xml:space="preserve">                                  </w:t>
-    </w:r>
-    <w:r>
-      <w:rPr>
-        <w:rFonts w:ascii="Arial" w:eastAsia="Arial" w:hAnsi="Arial" w:cs="Arial"/>
-        <w:color w:val="000000" w:themeColor="text1"/>
-        <w:sz w:val="16"/>
-        <w:szCs w:val="16"/>
-        <w:lang w:val="fr-FR"/>
-      </w:rPr>
-      <w:t xml:space="preserve">Laman </w:t>
+      <w:t xml:space="preserve">                                  Laman </w:t>
     </w:r>
     <w:hyperlink r:id="rId3" w:history="1">
       <w:r>
@@ -1848,27 +1867,7 @@
         <w:szCs w:val="16"/>
         <w:lang w:val="fr-FR"/>
       </w:rPr>
-      <w:t>; Post-el</w:t>
-    </w:r>
-    <w:r>
-      <w:rPr>
-        <w:rFonts w:ascii="Arial" w:eastAsia="Arial" w:hAnsi="Arial" w:cs="Arial"/>
-        <w:color w:val="000000" w:themeColor="text1"/>
-        <w:sz w:val="16"/>
-        <w:szCs w:val="16"/>
-        <w:lang w:val="fr-FR"/>
-      </w:rPr>
-      <w:t xml:space="preserve"> </w:t>
-    </w:r>
-    <w:r>
-      <w:rPr>
-        <w:rFonts w:ascii="Arial" w:eastAsia="Arial" w:hAnsi="Arial" w:cs="Arial"/>
-        <w:color w:val="000000" w:themeColor="text1"/>
-        <w:sz w:val="16"/>
-        <w:szCs w:val="16"/>
-        <w:lang w:val="fr-FR"/>
-      </w:rPr>
-      <w:t>b</w:t>
+      <w:t>; Post-el b</w:t>
     </w:r>
     <w:hyperlink r:id="rId4" w:history="1">
       <w:r>
@@ -1896,26 +1895,6 @@
       </w:rPr>
       <w:t xml:space="preserve">             </w:t>
     </w:r>
-  </w:p>
-  <w:p>
-    <w:pPr>
-      <w:pBdr>
-        <w:top w:val="none" w:sz="0" w:space="0" w:color="000000"/>
-        <w:left w:val="none" w:sz="0" w:space="0" w:color="000000"/>
-        <w:bottom w:val="none" w:sz="0" w:space="0" w:color="000000"/>
-        <w:right w:val="none" w:sz="0" w:space="0" w:color="000000"/>
-        <w:between w:val="none" w:sz="0" w:space="0" w:color="000000"/>
-      </w:pBdr>
-      <w:tabs>
-        <w:tab w:val="center" w:pos="4680"/>
-        <w:tab w:val="right" w:pos="9360"/>
-      </w:tabs>
-      <w:spacing w:after="0" w:line="240" w:lineRule="auto"/>
-      <w:rPr>
-        <w:color w:val="000000"/>
-        <w:lang w:val="fr-FR"/>
-      </w:rPr>
-    </w:pPr>
   </w:p>
 </w:hdr>
 </file>
@@ -3891,6 +3870,10 @@
 </go:gDocsCustomXmlDataStorage>
 </file>
 
+<file path=customXml/item2.xml><?xml version="1.0" encoding="utf-8"?>
+<b:Sources xmlns:b="http://schemas.openxmlformats.org/officeDocument/2006/bibliography" xmlns="http://schemas.openxmlformats.org/officeDocument/2006/bibliography" SelectedStyle="\IEEE2006OfficeOnline.xsl" StyleName="IEEE" Version="2006"/>
+</file>
+
 <file path=customXml/itemProps1.xml><?xml version="1.0" encoding="utf-8"?>
 <ds:datastoreItem xmlns:ds="http://schemas.openxmlformats.org/officeDocument/2006/customXml" ds:itemID="{11111111-1234-1234-1234-123412341234}">
   <ds:schemaRefs>
@@ -3898,4 +3881,12 @@
     <ds:schemaRef ds:uri="http://schemas.openxmlformats.org/officeDocument/2006/relationships"/>
   </ds:schemaRefs>
 </ds:datastoreItem>
+</file>
+
+<file path=customXml/itemProps2.xml><?xml version="1.0" encoding="utf-8"?>
+<ds:datastoreItem xmlns:ds="http://schemas.openxmlformats.org/officeDocument/2006/customXml" ds:itemID="{EE7E1E47-ED6B-4022-BD54-8C9449486C9A}">
+  <ds:schemaRefs>
+    <ds:schemaRef ds:uri="http://schemas.openxmlformats.org/officeDocument/2006/bibliography"/>
+  </ds:schemaRefs>
+</ds:datastoreItem>
 </file>